--- a/public/word-template/surat_perintah_tugas-old.docx
+++ b/public/word-template/surat_perintah_tugas-old.docx
@@ -1,6 +1,6 @@
 
 <file path=word/document.xml><?xml version="1.0" encoding="utf-8"?>
-<w:document xmlns:wpc="http://schemas.microsoft.com/office/word/2010/wordprocessingCanvas" xmlns:cx="http://schemas.microsoft.com/office/drawing/2014/chartex" xmlns:cx1="http://schemas.microsoft.com/office/drawing/2015/9/8/chartex" xmlns:cx2="http://schemas.microsoft.com/office/drawing/2015/10/21/chartex" xmlns:cx3="http://schemas.microsoft.com/office/drawing/2016/5/9/chartex" xmlns:cx4="http://schemas.microsoft.com/office/drawing/2016/5/10/chartex" xmlns:cx5="http://schemas.microsoft.com/office/drawing/2016/5/11/chartex" xmlns:cx6="http://schemas.microsoft.com/office/drawing/2016/5/12/chartex" xmlns:cx7="http://schemas.microsoft.com/office/drawing/2016/5/13/chartex" xmlns:cx8="http://schemas.microsoft.com/office/drawing/2016/5/14/chartex" xmlns:mc="http://schemas.openxmlformats.org/markup-compatibility/2006" xmlns:aink="http://schemas.microsoft.com/office/drawing/2016/ink" xmlns:am3d="http://schemas.microsoft.com/office/drawing/2017/model3d" xmlns:o="urn:schemas-microsoft-com:office:office" xmlns:oel="http://schemas.microsoft.com/office/2019/extlst" xmlns:r="http://schemas.openxmlformats.org/officeDocument/2006/relationships" xmlns:m="http://schemas.openxmlformats.org/officeDocument/2006/math" xmlns:v="urn:schemas-microsoft-com:vml" xmlns:wp14="http://schemas.microsoft.com/office/word/2010/wordprocessingDrawing" xmlns:wp="http://schemas.openxmlformats.org/drawingml/2006/wordprocessingDrawing" xmlns:w10="urn:schemas-microsoft-com:office:word" xmlns:w="http://schemas.openxmlformats.org/wordprocessingml/2006/main" xmlns:w14="http://schemas.microsoft.com/office/word/2010/wordml" xmlns:w15="http://schemas.microsoft.com/office/word/2012/wordml" xmlns:w16cex="http://schemas.microsoft.com/office/word/2018/wordml/cex" xmlns:w16cid="http://schemas.microsoft.com/office/word/2016/wordml/cid" xmlns:w16="http://schemas.microsoft.com/office/word/2018/wordml" xmlns:w16sdtdh="http://schemas.microsoft.com/office/word/2020/wordml/sdtdatahash" xmlns:w16se="http://schemas.microsoft.com/office/word/2015/wordml/symex" xmlns:wpg="http://schemas.microsoft.com/office/word/2010/wordprocessingGroup" xmlns:wpi="http://schemas.microsoft.com/office/word/2010/wordprocessingInk" xmlns:wne="http://schemas.microsoft.com/office/word/2006/wordml" xmlns:wps="http://schemas.microsoft.com/office/word/2010/wordprocessingShape" mc:Ignorable="w14 w15 w16se w16cid w16 w16cex w16sdtdh wp14">
+<w:document xmlns:wpc="http://schemas.microsoft.com/office/word/2010/wordprocessingCanvas" xmlns:cx="http://schemas.microsoft.com/office/drawing/2014/chartex" xmlns:cx1="http://schemas.microsoft.com/office/drawing/2015/9/8/chartex" xmlns:cx2="http://schemas.microsoft.com/office/drawing/2015/10/21/chartex" xmlns:cx3="http://schemas.microsoft.com/office/drawing/2016/5/9/chartex" xmlns:cx4="http://schemas.microsoft.com/office/drawing/2016/5/10/chartex" xmlns:cx5="http://schemas.microsoft.com/office/drawing/2016/5/11/chartex" xmlns:cx6="http://schemas.microsoft.com/office/drawing/2016/5/12/chartex" xmlns:cx7="http://schemas.microsoft.com/office/drawing/2016/5/13/chartex" xmlns:cx8="http://schemas.microsoft.com/office/drawing/2016/5/14/chartex" xmlns:mc="http://schemas.openxmlformats.org/markup-compatibility/2006" xmlns:aink="http://schemas.microsoft.com/office/drawing/2016/ink" xmlns:am3d="http://schemas.microsoft.com/office/drawing/2017/model3d" xmlns:o="urn:schemas-microsoft-com:office:office" xmlns:oel="http://schemas.microsoft.com/office/2019/extlst" xmlns:r="http://schemas.openxmlformats.org/officeDocument/2006/relationships" xmlns:m="http://schemas.openxmlformats.org/officeDocument/2006/math" xmlns:v="urn:schemas-microsoft-com:vml" xmlns:wp14="http://schemas.microsoft.com/office/word/2010/wordprocessingDrawing" xmlns:wp="http://schemas.openxmlformats.org/drawingml/2006/wordprocessingDrawing" xmlns:w10="urn:schemas-microsoft-com:office:word" xmlns:w="http://schemas.openxmlformats.org/wordprocessingml/2006/main" xmlns:w14="http://schemas.microsoft.com/office/word/2010/wordml" xmlns:w15="http://schemas.microsoft.com/office/word/2012/wordml" xmlns:w16cex="http://schemas.microsoft.com/office/word/2018/wordml/cex" xmlns:w16cid="http://schemas.microsoft.com/office/word/2016/wordml/cid" xmlns:w16="http://schemas.microsoft.com/office/word/2018/wordml" xmlns:w16du="http://schemas.microsoft.com/office/word/2023/wordml/word16du" xmlns:w16sdtdh="http://schemas.microsoft.com/office/word/2020/wordml/sdtdatahash" xmlns:w16se="http://schemas.microsoft.com/office/word/2015/wordml/symex" xmlns:wpg="http://schemas.microsoft.com/office/word/2010/wordprocessingGroup" xmlns:wpi="http://schemas.microsoft.com/office/word/2010/wordprocessingInk" xmlns:wne="http://schemas.microsoft.com/office/word/2006/wordml" xmlns:wps="http://schemas.microsoft.com/office/word/2010/wordprocessingShape" mc:Ignorable="w14 w15 w16se w16cid w16 w16cex w16sdtdh w16du wp14">
   <w:body>
     <w:tbl>
       <w:tblPr>
@@ -106,14 +106,6 @@
                       <w:sz w:val="24"/>
                       <w:szCs w:val="24"/>
                     </w:rPr>
-                    <w:t xml:space="preserve">RESOR </w:t>
-                  </w:r>
-                  <w:r>
-                    <w:rPr>
-                      <w:rFonts w:ascii="Arial Narrow" w:hAnsi="Arial Narrow"/>
-                      <w:sz w:val="24"/>
-                      <w:szCs w:val="24"/>
-                    </w:rPr>
                     <w:t>${polres_</w:t>
                   </w:r>
                   <w:r>
@@ -266,7 +258,7 @@
                 <v:shape id="_x0000_s1026" type="#_x0000_t75" style="position:absolute;left:0;text-align:left;margin-left:209.15pt;margin-top:2.25pt;width:62.3pt;height:61.3pt;z-index:251655168;mso-position-horizontal-relative:text;mso-position-vertical-relative:text" wrapcoords="-237 0 -237 21337 21600 21337 21600 0 -237 0">
                   <v:imagedata r:id="rId5" o:title=""/>
                 </v:shape>
-                <o:OLEObject Type="Embed" ProgID="Word.Picture.8" ShapeID="_x0000_s1026" DrawAspect="Content" ObjectID="_1760190175" r:id="rId6"/>
+                <o:OLEObject Type="Embed" ProgID="Word.Picture.8" ShapeID="_x0000_s1026" DrawAspect="Content" ObjectID="_1789903813" r:id="rId6"/>
               </w:object>
             </w:r>
           </w:p>
@@ -397,13 +389,23 @@
                       <w:szCs w:val="24"/>
                     </w:rPr>
                   </w:pPr>
-                  <w:r>
-                    <w:rPr>
-                      <w:rFonts w:ascii="Arial Narrow" w:hAnsi="Arial Narrow"/>
-                      <w:sz w:val="24"/>
-                      <w:szCs w:val="24"/>
-                    </w:rPr>
-                    <w:t xml:space="preserve">Nomor : </w:t>
+                  <w:proofErr w:type="gramStart"/>
+                  <w:r>
+                    <w:rPr>
+                      <w:rFonts w:ascii="Arial Narrow" w:hAnsi="Arial Narrow"/>
+                      <w:sz w:val="24"/>
+                      <w:szCs w:val="24"/>
+                    </w:rPr>
+                    <w:t>Nomor :</w:t>
+                  </w:r>
+                  <w:proofErr w:type="gramEnd"/>
+                  <w:r>
+                    <w:rPr>
+                      <w:rFonts w:ascii="Arial Narrow" w:hAnsi="Arial Narrow"/>
+                      <w:sz w:val="24"/>
+                      <w:szCs w:val="24"/>
+                    </w:rPr>
+                    <w:t xml:space="preserve"> </w:t>
                   </w:r>
                   <w:r>
                     <w:rPr>
@@ -2583,9 +2585,9 @@
               <w:tblLook w:val="04A0" w:firstRow="1" w:lastRow="0" w:firstColumn="1" w:lastColumn="0" w:noHBand="0" w:noVBand="1"/>
             </w:tblPr>
             <w:tblGrid>
-              <w:gridCol w:w="1864"/>
+              <w:gridCol w:w="1863"/>
               <w:gridCol w:w="152"/>
-              <w:gridCol w:w="2788"/>
+              <w:gridCol w:w="2789"/>
             </w:tblGrid>
             <w:tr>
               <w:trPr>
@@ -3113,7 +3115,7 @@
 </file>
 
 <file path=word/styles.xml><?xml version="1.0" encoding="utf-8"?>
-<w:styles xmlns:mc="http://schemas.openxmlformats.org/markup-compatibility/2006" xmlns:r="http://schemas.openxmlformats.org/officeDocument/2006/relationships" xmlns:w="http://schemas.openxmlformats.org/wordprocessingml/2006/main" xmlns:w14="http://schemas.microsoft.com/office/word/2010/wordml" xmlns:w15="http://schemas.microsoft.com/office/word/2012/wordml" xmlns:w16cex="http://schemas.microsoft.com/office/word/2018/wordml/cex" xmlns:w16cid="http://schemas.microsoft.com/office/word/2016/wordml/cid" xmlns:w16="http://schemas.microsoft.com/office/word/2018/wordml" xmlns:w16sdtdh="http://schemas.microsoft.com/office/word/2020/wordml/sdtdatahash" xmlns:w16se="http://schemas.microsoft.com/office/word/2015/wordml/symex" mc:Ignorable="w14 w15 w16se w16cid w16 w16cex w16sdtdh">
+<w:styles xmlns:mc="http://schemas.openxmlformats.org/markup-compatibility/2006" xmlns:r="http://schemas.openxmlformats.org/officeDocument/2006/relationships" xmlns:w="http://schemas.openxmlformats.org/wordprocessingml/2006/main" xmlns:w14="http://schemas.microsoft.com/office/word/2010/wordml" xmlns:w15="http://schemas.microsoft.com/office/word/2012/wordml" xmlns:w16cex="http://schemas.microsoft.com/office/word/2018/wordml/cex" xmlns:w16cid="http://schemas.microsoft.com/office/word/2016/wordml/cid" xmlns:w16="http://schemas.microsoft.com/office/word/2018/wordml" xmlns:w16du="http://schemas.microsoft.com/office/word/2023/wordml/word16du" xmlns:w16sdtdh="http://schemas.microsoft.com/office/word/2020/wordml/sdtdatahash" xmlns:w16se="http://schemas.microsoft.com/office/word/2015/wordml/symex" mc:Ignorable="w14 w15 w16se w16cid w16 w16cex w16sdtdh w16du">
   <w:docDefaults>
     <w:rPrDefault>
       <w:rPr>
